--- a/klagomål/A 38179-2026 FSC-klagomål.docx
+++ b/klagomål/A 38179-2026 FSC-klagomål.docx
@@ -737,7 +737,7 @@
     <w:r>
       <w:tab/>
       <w:tab/>
-      <w:t>2026-09-17</w:t>
+      <w:t>2026-09-18</w:t>
       <w:br/>
       <w:br/>
     </w:r>

--- a/klagomål/A 38179-2026 FSC-klagomål.docx
+++ b/klagomål/A 38179-2026 FSC-klagomål.docx
@@ -221,7 +221,7 @@
     </w:p>
     <w:p>
       <w:r>
-        <w:t>I avverkningsanmälan finns fynd av 3 naturvårdsarter, varav 1 är rödlistad, 2 är fridlysta, 2 är typiska (T) och 1 är signalart (S): ullticka (NT, T), spindelblomster (S, T, §8) och fläcknycklar (§8). Se Figur 1.</w:t>
+        <w:t>I avverkningsanmälan finns fynd av 5 naturvårdsarter, varav 3 är rödlistade, 2 är fridlysta, 4 är typiska (T) och 1 är signalart (S): garnlav (VU, T), rynkskinn (NT, T), ullticka (NT, T), spindelblomster (S, T, §8) och fläcknycklar (§8). Se Figur 1.</w:t>
       </w:r>
     </w:p>
     <w:p>
@@ -245,6 +245,64 @@
     <w:p>
       <w:r>
         <w:t>Nedan följer beskrivningar av de naturvårdsarter och fridlysta arter som har sina livsmiljöer och växtplatser i den avverkningsanmälda skogen. De påträffade naturvårdsarterna är ett tydligt kvitto på att det rör sig om en skog med höga naturvärden.</w:t>
+      </w:r>
+    </w:p>
+    <w:p>
+      <w:r>
+        <w:rPr>
+          <w:b/>
+        </w:rPr>
+        <w:t>Garnlav (VU)</w:t>
+      </w:r>
+      <w:r>
+        <w:t xml:space="preserve"> är en utpräglad barrskogsart som ibland kan drapera träden i norrländska grannaturskogar med hög luftfuktighet. Den förekommer även i talldominerade bestånd där den, förutom i trädens grenverk, påträffas hängande över ojämnheter i tallbarken. Arten har minskat starkt i södra och mellersta Sverige och den minskar även i sitt nordliga utbredningsområde. Minskningstakten uppgår till 30 (20–50) % inom 50 år och överstiger gränsvärdet för Sårbar (VU). Orsaken till tillbakagången beror främst på slutavverkningar av naturskogsartade skogar. Bestånd med riklig förekomst bör regelmässigt sparas, vilket även gynnar flera andra sällsynta och rödlistade arter. Garnlav är värdväxt för den mycket sällsynta och akut hotade fjärilen barrskogslavfly (CR) som hör hemma i boreala barrskogar med riklig förekomst av värdväxten. Tidigare kunde arten konstateras årligen på flera platser vid Dala-Floda i Dalarna innan lokalerna kalavverkades. Senaste fyndet i landet av barrskogslavfly är från år 2000 då den påträffades vid Högberget i Sollefteå kommun. Garnlav är typisk art för </w:t>
+      </w:r>
+      <w:r>
+        <w:rPr>
+          <w:i/>
+        </w:rPr>
+        <w:t xml:space="preserve">9010 Taiga </w:t>
+      </w:r>
+      <w:r>
+        <w:t>och</w:t>
+      </w:r>
+      <w:r>
+        <w:rPr>
+          <w:i/>
+        </w:rPr>
+        <w:t xml:space="preserve"> 9070 Trädklädd betesmark</w:t>
+      </w:r>
+      <w:r>
+        <w:t xml:space="preserve"> (SLU Artdatabanken, 2026).</w:t>
+      </w:r>
+    </w:p>
+    <w:p>
+      <w:r>
+        <w:rPr>
+          <w:b/>
+        </w:rPr>
+        <w:t>Rynkskinn (NT)</w:t>
+      </w:r>
+      <w:r>
+        <w:t xml:space="preserve"> är en vednedbrytare som växer på grova granlågor och ingår i en karaktäristisk association av vedsvampar knutna till urskogsartade barrskogar. Den har klassificerats som en “urskogsindikator” och är placerad i toppen av Skogsstyrelsens värdepyramid för bedömning av skog med höga naturvärden. Allt tyder på att rynkskinn är mycket känslig för skogliga ingrepp och lokalerna, som oftast har höga biologiska kvaliteter, bör lämnas till fri utveckling. Rynkskinn är typisk art för </w:t>
+      </w:r>
+      <w:r>
+        <w:rPr>
+          <w:i/>
+        </w:rPr>
+        <w:t xml:space="preserve">9010 Taiga, 9050 Näringsrik granskog </w:t>
+      </w:r>
+      <w:r>
+        <w:t>och</w:t>
+      </w:r>
+      <w:r>
+        <w:rPr>
+          <w:i/>
+        </w:rPr>
+        <w:t xml:space="preserve"> 9030 Landhöjningsskog</w:t>
+      </w:r>
+      <w:r>
+        <w:t xml:space="preserve"> (Nitare &amp; Skogsstyrelsen, 2019; SLU Artdatabanken, 2026).</w:t>
       </w:r>
     </w:p>
     <w:p>
@@ -422,7 +480,7 @@
         <w:rPr>
           <w:i/>
         </w:rPr>
-        <w:t>I det avverkningsanmälda skogsområdet har 3 naturvårdsarter varav 1 rödlistade arter sina livsmiljöer och växtplatser.</w:t>
+        <w:t>I det avverkningsanmälda skogsområdet har 5 naturvårdsarter varav 3 rödlistade arter sina livsmiljöer och växtplatser.</w:t>
       </w:r>
     </w:p>
     <w:p>
@@ -737,7 +795,7 @@
     <w:r>
       <w:tab/>
       <w:tab/>
-      <w:t>2026-09-18</w:t>
+      <w:t>2026-09-19</w:t>
       <w:br/>
       <w:br/>
     </w:r>

--- a/klagomål/A 38179-2026 FSC-klagomål.docx
+++ b/klagomål/A 38179-2026 FSC-klagomål.docx
@@ -221,7 +221,7 @@
     </w:p>
     <w:p>
       <w:r>
-        <w:t>I avverkningsanmälan finns fynd av 5 naturvårdsarter, varav 3 är rödlistade, 2 är fridlysta, 4 är typiska (T) och 1 är signalart (S): garnlav (VU, T), rynkskinn (NT, T), ullticka (NT, T), spindelblomster (S, T, §8) och fläcknycklar (§8). Se Figur 1.</w:t>
+        <w:t>I avverkningsanmälan finns fynd av 6 naturvårdsarter, varav 3 är rödlistade, 2 är fridlysta, 5 är typiska (T) och 2 är signalarter (S): garnlav (VU, T), rynkskinn (NT, T), ullticka (NT, T), blodticka (S, T), spindelblomster (S, T, §8) och fläcknycklar (§8). Se Figur 1.</w:t>
       </w:r>
     </w:p>
     <w:p>
@@ -366,6 +366,26 @@
         <w:rPr>
           <w:b/>
         </w:rPr>
+        <w:t xml:space="preserve">Blodticka </w:t>
+      </w:r>
+      <w:r>
+        <w:t xml:space="preserve">är i norra Sverige främst knuten till grova granlågor i urskogsartad barrskog, men förekommer ibland även på klenare granar i anslutning till bäckar och sumpskogar. Den är en bra indikator på granskogar med höga naturvärden och oftast förekommer den tillsammans med ett stort antal ovanliga och rödlistade arter. I södra Sverige växer den framför allt på tall och har då ett lägre signalvärde. Blodticka är typisk art för </w:t>
+      </w:r>
+      <w:r>
+        <w:rPr>
+          <w:i/>
+        </w:rPr>
+        <w:t>9030 Landhöjningsskog</w:t>
+      </w:r>
+      <w:r>
+        <w:t xml:space="preserve"> (SLU Artdatabanken, 2025; Nitare &amp; Skogsstyrelsen, 2019).</w:t>
+      </w:r>
+    </w:p>
+    <w:p>
+      <w:r>
+        <w:rPr>
+          <w:b/>
+        </w:rPr>
         <w:t>Spindelblomster (§8)</w:t>
       </w:r>
       <w:r>
@@ -480,7 +500,7 @@
         <w:rPr>
           <w:i/>
         </w:rPr>
-        <w:t>I det avverkningsanmälda skogsområdet har 5 naturvårdsarter varav 3 rödlistade arter sina livsmiljöer och växtplatser.</w:t>
+        <w:t>I det avverkningsanmälda skogsområdet har 6 naturvårdsarter varav 3 rödlistade arter sina livsmiljöer och växtplatser.</w:t>
       </w:r>
     </w:p>
     <w:p>
@@ -795,7 +815,7 @@
     <w:r>
       <w:tab/>
       <w:tab/>
-      <w:t>2026-09-19</w:t>
+      <w:t>2026-09-21</w:t>
       <w:br/>
       <w:br/>
     </w:r>

--- a/klagomål/A 38179-2026 FSC-klagomål.docx
+++ b/klagomål/A 38179-2026 FSC-klagomål.docx
@@ -815,7 +815,7 @@
     <w:r>
       <w:tab/>
       <w:tab/>
-      <w:t>2026-09-21</w:t>
+      <w:t>2026-09-23</w:t>
       <w:br/>
       <w:br/>
     </w:r>

--- a/klagomål/A 38179-2026 FSC-klagomål.docx
+++ b/klagomål/A 38179-2026 FSC-klagomål.docx
@@ -815,7 +815,7 @@
     <w:r>
       <w:tab/>
       <w:tab/>
-      <w:t>2026-09-23</w:t>
+      <w:t>2026-09-24</w:t>
       <w:br/>
       <w:br/>
     </w:r>

--- a/klagomål/A 38179-2026 FSC-klagomål.docx
+++ b/klagomål/A 38179-2026 FSC-klagomål.docx
@@ -815,7 +815,7 @@
     <w:r>
       <w:tab/>
       <w:tab/>
-      <w:t>2026-09-24</w:t>
+      <w:t>2026-09-25</w:t>
       <w:br/>
       <w:br/>
     </w:r>

--- a/klagomål/A 38179-2026 FSC-klagomål.docx
+++ b/klagomål/A 38179-2026 FSC-klagomål.docx
@@ -815,7 +815,7 @@
     <w:r>
       <w:tab/>
       <w:tab/>
-      <w:t>2026-09-25</w:t>
+      <w:t>2026-09-26</w:t>
       <w:br/>
       <w:br/>
     </w:r>

--- a/klagomål/A 38179-2026 FSC-klagomål.docx
+++ b/klagomål/A 38179-2026 FSC-klagomål.docx
@@ -815,7 +815,7 @@
     <w:r>
       <w:tab/>
       <w:tab/>
-      <w:t>2026-09-26</w:t>
+      <w:t>2026-09-27</w:t>
       <w:br/>
       <w:br/>
     </w:r>

--- a/klagomål/A 38179-2026 FSC-klagomål.docx
+++ b/klagomål/A 38179-2026 FSC-klagomål.docx
@@ -815,7 +815,7 @@
     <w:r>
       <w:tab/>
       <w:tab/>
-      <w:t>2026-09-27</w:t>
+      <w:t>2026-09-28</w:t>
       <w:br/>
       <w:br/>
     </w:r>

--- a/klagomål/A 38179-2026 FSC-klagomål.docx
+++ b/klagomål/A 38179-2026 FSC-klagomål.docx
@@ -815,7 +815,7 @@
     <w:r>
       <w:tab/>
       <w:tab/>
-      <w:t>2026-09-28</w:t>
+      <w:t>2026-09-29</w:t>
       <w:br/>
       <w:br/>
     </w:r>

--- a/klagomål/A 38179-2026 FSC-klagomål.docx
+++ b/klagomål/A 38179-2026 FSC-klagomål.docx
@@ -815,7 +815,7 @@
     <w:r>
       <w:tab/>
       <w:tab/>
-      <w:t>2026-09-29</w:t>
+      <w:t>2026-09-30</w:t>
       <w:br/>
       <w:br/>
     </w:r>

--- a/klagomål/A 38179-2026 FSC-klagomål.docx
+++ b/klagomål/A 38179-2026 FSC-klagomål.docx
@@ -815,7 +815,7 @@
     <w:r>
       <w:tab/>
       <w:tab/>
-      <w:t>2026-09-30</w:t>
+      <w:t>2026-10-01</w:t>
       <w:br/>
       <w:br/>
     </w:r>

--- a/klagomål/A 38179-2026 FSC-klagomål.docx
+++ b/klagomål/A 38179-2026 FSC-klagomål.docx
@@ -815,7 +815,7 @@
     <w:r>
       <w:tab/>
       <w:tab/>
-      <w:t>2026-10-01</w:t>
+      <w:t>2026-10-02</w:t>
       <w:br/>
       <w:br/>
     </w:r>

--- a/klagomål/A 38179-2026 FSC-klagomål.docx
+++ b/klagomål/A 38179-2026 FSC-klagomål.docx
@@ -815,7 +815,7 @@
     <w:r>
       <w:tab/>
       <w:tab/>
-      <w:t>2026-10-02</w:t>
+      <w:t>2026-10-03</w:t>
       <w:br/>
       <w:br/>
     </w:r>

--- a/klagomål/A 38179-2026 FSC-klagomål.docx
+++ b/klagomål/A 38179-2026 FSC-klagomål.docx
@@ -815,7 +815,7 @@
     <w:r>
       <w:tab/>
       <w:tab/>
-      <w:t>2026-10-03</w:t>
+      <w:t>2026-10-04</w:t>
       <w:br/>
       <w:br/>
     </w:r>

--- a/klagomål/A 38179-2026 FSC-klagomål.docx
+++ b/klagomål/A 38179-2026 FSC-klagomål.docx
@@ -815,7 +815,7 @@
     <w:r>
       <w:tab/>
       <w:tab/>
-      <w:t>2026-10-04</w:t>
+      <w:t>2026-10-05</w:t>
       <w:br/>
       <w:br/>
     </w:r>

--- a/klagomål/A 38179-2026 FSC-klagomål.docx
+++ b/klagomål/A 38179-2026 FSC-klagomål.docx
@@ -815,7 +815,7 @@
     <w:r>
       <w:tab/>
       <w:tab/>
-      <w:t>2026-10-05</w:t>
+      <w:t>2026-10-06</w:t>
       <w:br/>
       <w:br/>
     </w:r>

--- a/klagomål/A 38179-2026 FSC-klagomål.docx
+++ b/klagomål/A 38179-2026 FSC-klagomål.docx
@@ -815,7 +815,7 @@
     <w:r>
       <w:tab/>
       <w:tab/>
-      <w:t>2026-10-06</w:t>
+      <w:t>2026-10-07</w:t>
       <w:br/>
       <w:br/>
     </w:r>

--- a/klagomål/A 38179-2026 FSC-klagomål.docx
+++ b/klagomål/A 38179-2026 FSC-klagomål.docx
@@ -815,7 +815,7 @@
     <w:r>
       <w:tab/>
       <w:tab/>
-      <w:t>2026-10-07</w:t>
+      <w:t>2026-10-08</w:t>
       <w:br/>
       <w:br/>
     </w:r>

--- a/klagomål/A 38179-2026 FSC-klagomål.docx
+++ b/klagomål/A 38179-2026 FSC-klagomål.docx
@@ -815,7 +815,7 @@
     <w:r>
       <w:tab/>
       <w:tab/>
-      <w:t>2026-10-08</w:t>
+      <w:t>2026-10-09</w:t>
       <w:br/>
       <w:br/>
     </w:r>

--- a/klagomål/A 38179-2026 FSC-klagomål.docx
+++ b/klagomål/A 38179-2026 FSC-klagomål.docx
@@ -815,7 +815,7 @@
     <w:r>
       <w:tab/>
       <w:tab/>
-      <w:t>2026-10-09</w:t>
+      <w:t>2026-10-10</w:t>
       <w:br/>
       <w:br/>
     </w:r>

--- a/klagomål/A 38179-2026 FSC-klagomål.docx
+++ b/klagomål/A 38179-2026 FSC-klagomål.docx
@@ -815,7 +815,7 @@
     <w:r>
       <w:tab/>
       <w:tab/>
-      <w:t>2026-10-10</w:t>
+      <w:t>2026-10-11</w:t>
       <w:br/>
       <w:br/>
     </w:r>

--- a/klagomål/A 38179-2026 FSC-klagomål.docx
+++ b/klagomål/A 38179-2026 FSC-klagomål.docx
@@ -815,7 +815,7 @@
     <w:r>
       <w:tab/>
       <w:tab/>
-      <w:t>2026-10-11</w:t>
+      <w:t>2026-10-12</w:t>
       <w:br/>
       <w:br/>
     </w:r>

--- a/klagomål/A 38179-2026 FSC-klagomål.docx
+++ b/klagomål/A 38179-2026 FSC-klagomål.docx
@@ -815,7 +815,7 @@
     <w:r>
       <w:tab/>
       <w:tab/>
-      <w:t>2026-10-12</w:t>
+      <w:t>2026-10-13</w:t>
       <w:br/>
       <w:br/>
     </w:r>

--- a/klagomål/A 38179-2026 FSC-klagomål.docx
+++ b/klagomål/A 38179-2026 FSC-klagomål.docx
@@ -815,7 +815,7 @@
     <w:r>
       <w:tab/>
       <w:tab/>
-      <w:t>2026-10-13</w:t>
+      <w:t>2026-10-14</w:t>
       <w:br/>
       <w:br/>
     </w:r>

--- a/klagomål/A 38179-2026 FSC-klagomål.docx
+++ b/klagomål/A 38179-2026 FSC-klagomål.docx
@@ -815,7 +815,7 @@
     <w:r>
       <w:tab/>
       <w:tab/>
-      <w:t>2026-10-14</w:t>
+      <w:t>2026-10-15</w:t>
       <w:br/>
       <w:br/>
     </w:r>

--- a/klagomål/A 38179-2026 FSC-klagomål.docx
+++ b/klagomål/A 38179-2026 FSC-klagomål.docx
@@ -815,7 +815,7 @@
     <w:r>
       <w:tab/>
       <w:tab/>
-      <w:t>2026-10-15</w:t>
+      <w:t>2026-10-16</w:t>
       <w:br/>
       <w:br/>
     </w:r>

--- a/klagomål/A 38179-2026 FSC-klagomål.docx
+++ b/klagomål/A 38179-2026 FSC-klagomål.docx
@@ -815,7 +815,7 @@
     <w:r>
       <w:tab/>
       <w:tab/>
-      <w:t>2026-10-16</w:t>
+      <w:t>2026-10-17</w:t>
       <w:br/>
       <w:br/>
     </w:r>

--- a/klagomål/A 38179-2026 FSC-klagomål.docx
+++ b/klagomål/A 38179-2026 FSC-klagomål.docx
@@ -815,7 +815,7 @@
     <w:r>
       <w:tab/>
       <w:tab/>
-      <w:t>2026-10-17</w:t>
+      <w:t>2026-10-18</w:t>
       <w:br/>
       <w:br/>
     </w:r>

--- a/klagomål/A 38179-2026 FSC-klagomål.docx
+++ b/klagomål/A 38179-2026 FSC-klagomål.docx
@@ -815,7 +815,7 @@
     <w:r>
       <w:tab/>
       <w:tab/>
-      <w:t>2026-10-18</w:t>
+      <w:t>2026-10-19</w:t>
       <w:br/>
       <w:br/>
     </w:r>

--- a/klagomål/A 38179-2026 FSC-klagomål.docx
+++ b/klagomål/A 38179-2026 FSC-klagomål.docx
@@ -815,7 +815,7 @@
     <w:r>
       <w:tab/>
       <w:tab/>
-      <w:t>2026-10-19</w:t>
+      <w:t>2026-10-20</w:t>
       <w:br/>
       <w:br/>
     </w:r>

--- a/klagomål/A 38179-2026 FSC-klagomål.docx
+++ b/klagomål/A 38179-2026 FSC-klagomål.docx
@@ -815,7 +815,7 @@
     <w:r>
       <w:tab/>
       <w:tab/>
-      <w:t>2026-10-20</w:t>
+      <w:t>2026-10-21</w:t>
       <w:br/>
       <w:br/>
     </w:r>

--- a/klagomål/A 38179-2026 FSC-klagomål.docx
+++ b/klagomål/A 38179-2026 FSC-klagomål.docx
@@ -815,7 +815,7 @@
     <w:r>
       <w:tab/>
       <w:tab/>
-      <w:t>2026-10-21</w:t>
+      <w:t>2026-10-22</w:t>
       <w:br/>
       <w:br/>
     </w:r>

--- a/klagomål/A 38179-2026 FSC-klagomål.docx
+++ b/klagomål/A 38179-2026 FSC-klagomål.docx
@@ -815,7 +815,7 @@
     <w:r>
       <w:tab/>
       <w:tab/>
-      <w:t>2026-10-22</w:t>
+      <w:t>2026-10-23</w:t>
       <w:br/>
       <w:br/>
     </w:r>

--- a/klagomål/A 38179-2026 FSC-klagomål.docx
+++ b/klagomål/A 38179-2026 FSC-klagomål.docx
@@ -815,7 +815,7 @@
     <w:r>
       <w:tab/>
       <w:tab/>
-      <w:t>2026-10-23</w:t>
+      <w:t>2026-10-24</w:t>
       <w:br/>
       <w:br/>
     </w:r>

--- a/klagomål/A 38179-2026 FSC-klagomål.docx
+++ b/klagomål/A 38179-2026 FSC-klagomål.docx
@@ -815,7 +815,7 @@
     <w:r>
       <w:tab/>
       <w:tab/>
-      <w:t>2026-10-24</w:t>
+      <w:t>2026-10-25</w:t>
       <w:br/>
       <w:br/>
     </w:r>

--- a/klagomål/A 38179-2026 FSC-klagomål.docx
+++ b/klagomål/A 38179-2026 FSC-klagomål.docx
@@ -815,7 +815,7 @@
     <w:r>
       <w:tab/>
       <w:tab/>
-      <w:t>2026-10-25</w:t>
+      <w:t>2026-10-26</w:t>
       <w:br/>
       <w:br/>
     </w:r>

--- a/klagomål/A 38179-2026 FSC-klagomål.docx
+++ b/klagomål/A 38179-2026 FSC-klagomål.docx
@@ -815,7 +815,7 @@
     <w:r>
       <w:tab/>
       <w:tab/>
-      <w:t>2026-10-26</w:t>
+      <w:t>2026-10-27</w:t>
       <w:br/>
       <w:br/>
     </w:r>

--- a/klagomål/A 38179-2026 FSC-klagomål.docx
+++ b/klagomål/A 38179-2026 FSC-klagomål.docx
@@ -815,7 +815,7 @@
     <w:r>
       <w:tab/>
       <w:tab/>
-      <w:t>2026-10-27</w:t>
+      <w:t>2026-10-28</w:t>
       <w:br/>
       <w:br/>
     </w:r>

--- a/klagomål/A 38179-2026 FSC-klagomål.docx
+++ b/klagomål/A 38179-2026 FSC-klagomål.docx
@@ -815,7 +815,7 @@
     <w:r>
       <w:tab/>
       <w:tab/>
-      <w:t>2026-10-28</w:t>
+      <w:t>2026-10-29</w:t>
       <w:br/>
       <w:br/>
     </w:r>

--- a/klagomål/A 38179-2026 FSC-klagomål.docx
+++ b/klagomål/A 38179-2026 FSC-klagomål.docx
@@ -815,7 +815,7 @@
     <w:r>
       <w:tab/>
       <w:tab/>
-      <w:t>2026-10-29</w:t>
+      <w:t>2026-10-31</w:t>
       <w:br/>
       <w:br/>
     </w:r>
